--- a/lessons/9-5/homework.docx
+++ b/lessons/9-5/homework.docx
@@ -106,7 +106,55 @@
     </w:p>
     <w:p>
       <w:pPr>
-        <w:spacing w:after="60"/>
+        <w:keepNext/>
+        <w:spacing w:after="20" w:before="80"/>
+        <w:jc w:val="center"/>
+      </w:pPr>
+      <w:r>
+        <w:drawing>
+          <wp:inline distT="0" distB="0" distL="0" distR="0">
+            <wp:extent cx="1047750" cy="790575"/>
+            <wp:effectExtent t="0" r="0" b="0" l="0"/>
+            <wp:docPr id="1" name="" descr="" title=""/>
+            <wp:cNvGraphicFramePr>
+              <a:graphicFrameLocks xmlns:a="http://schemas.openxmlformats.org/drawingml/2006/main" noChangeAspect="1"/>
+            </wp:cNvGraphicFramePr>
+            <a:graphic xmlns:a="http://schemas.openxmlformats.org/drawingml/2006/main">
+              <a:graphicData uri="http://schemas.openxmlformats.org/drawingml/2006/picture">
+                <pic:pic xmlns:pic="http://schemas.openxmlformats.org/drawingml/2006/picture">
+                  <pic:nvPicPr>
+                    <pic:cNvPr id="0" name="" descr=""/>
+                    <pic:cNvPicPr>
+                      <a:picLocks noChangeAspect="1" noChangeArrowheads="1"/>
+                    </pic:cNvPicPr>
+                  </pic:nvPicPr>
+                  <pic:blipFill>
+                    <a:blip r:embed="rId7" cstate="none"/>
+                    <a:srcRect/>
+                    <a:stretch>
+                      <a:fillRect/>
+                    </a:stretch>
+                  </pic:blipFill>
+                  <pic:spPr bwMode="auto">
+                    <a:xfrm>
+                      <a:off x="0" y="0"/>
+                      <a:ext cx="1047750" cy="790575"/>
+                    </a:xfrm>
+                    <a:prstGeom prst="rect">
+                      <a:avLst/>
+                    </a:prstGeom>
+                  </pic:spPr>
+                </pic:pic>
+              </a:graphicData>
+            </a:graphic>
+          </wp:inline>
+        </w:drawing>
+      </w:r>
+    </w:p>
+    <w:p>
+      <w:pPr>
+        <w:keepNext/>
+        <w:spacing w:after="120"/>
       </w:pPr>
       <w:r>
         <w:rPr>
@@ -116,12 +164,60 @@
         <w:t xml:space="preserve">Quadrant (Cuadrante)</w:t>
       </w:r>
       <w:r>
-        <w:t xml:space="preserve"> — One of four sections of the coordinate plane, numbered I through IV counterclockwise from the top right</w:t>
-      </w:r>
-    </w:p>
-    <w:p>
-      <w:pPr>
-        <w:spacing w:after="60"/>
+        <w:t xml:space="preserve"> — One of the four parts of a coordinate grid, numbered I to IV.</w:t>
+      </w:r>
+    </w:p>
+    <w:p>
+      <w:pPr>
+        <w:keepNext/>
+        <w:spacing w:after="20" w:before="80"/>
+        <w:jc w:val="center"/>
+      </w:pPr>
+      <w:r>
+        <w:drawing>
+          <wp:inline distT="0" distB="0" distL="0" distR="0">
+            <wp:extent cx="1047750" cy="790575"/>
+            <wp:effectExtent t="0" r="0" b="0" l="0"/>
+            <wp:docPr id="1" name="" descr="" title=""/>
+            <wp:cNvGraphicFramePr>
+              <a:graphicFrameLocks xmlns:a="http://schemas.openxmlformats.org/drawingml/2006/main" noChangeAspect="1"/>
+            </wp:cNvGraphicFramePr>
+            <a:graphic xmlns:a="http://schemas.openxmlformats.org/drawingml/2006/main">
+              <a:graphicData uri="http://schemas.openxmlformats.org/drawingml/2006/picture">
+                <pic:pic xmlns:pic="http://schemas.openxmlformats.org/drawingml/2006/picture">
+                  <pic:nvPicPr>
+                    <pic:cNvPr id="0" name="" descr=""/>
+                    <pic:cNvPicPr>
+                      <a:picLocks noChangeAspect="1" noChangeArrowheads="1"/>
+                    </pic:cNvPicPr>
+                  </pic:nvPicPr>
+                  <pic:blipFill>
+                    <a:blip r:embed="rId8" cstate="none"/>
+                    <a:srcRect/>
+                    <a:stretch>
+                      <a:fillRect/>
+                    </a:stretch>
+                  </pic:blipFill>
+                  <pic:spPr bwMode="auto">
+                    <a:xfrm>
+                      <a:off x="0" y="0"/>
+                      <a:ext cx="1047750" cy="790575"/>
+                    </a:xfrm>
+                    <a:prstGeom prst="rect">
+                      <a:avLst/>
+                    </a:prstGeom>
+                  </pic:spPr>
+                </pic:pic>
+              </a:graphicData>
+            </a:graphic>
+          </wp:inline>
+        </w:drawing>
+      </w:r>
+    </w:p>
+    <w:p>
+      <w:pPr>
+        <w:keepNext/>
+        <w:spacing w:after="120"/>
       </w:pPr>
       <w:r>
         <w:rPr>
@@ -131,12 +227,60 @@
         <w:t xml:space="preserve">Negative coordinate (Coordenada negativa)</w:t>
       </w:r>
       <w:r>
-        <w:t xml:space="preserve"> — A coordinate value less than zero; negative x means left of the origin, negative y means below the origin</w:t>
-      </w:r>
-    </w:p>
-    <w:p>
-      <w:pPr>
-        <w:spacing w:after="60"/>
+        <w:t xml:space="preserve"> — A coordinate less than zero. It means left or below the center point.</w:t>
+      </w:r>
+    </w:p>
+    <w:p>
+      <w:pPr>
+        <w:keepNext/>
+        <w:spacing w:after="20" w:before="80"/>
+        <w:jc w:val="center"/>
+      </w:pPr>
+      <w:r>
+        <w:drawing>
+          <wp:inline distT="0" distB="0" distL="0" distR="0">
+            <wp:extent cx="1047750" cy="790575"/>
+            <wp:effectExtent t="0" r="0" b="0" l="0"/>
+            <wp:docPr id="1" name="" descr="" title=""/>
+            <wp:cNvGraphicFramePr>
+              <a:graphicFrameLocks xmlns:a="http://schemas.openxmlformats.org/drawingml/2006/main" noChangeAspect="1"/>
+            </wp:cNvGraphicFramePr>
+            <a:graphic xmlns:a="http://schemas.openxmlformats.org/drawingml/2006/main">
+              <a:graphicData uri="http://schemas.openxmlformats.org/drawingml/2006/picture">
+                <pic:pic xmlns:pic="http://schemas.openxmlformats.org/drawingml/2006/picture">
+                  <pic:nvPicPr>
+                    <pic:cNvPr id="0" name="" descr=""/>
+                    <pic:cNvPicPr>
+                      <a:picLocks noChangeAspect="1" noChangeArrowheads="1"/>
+                    </pic:cNvPicPr>
+                  </pic:nvPicPr>
+                  <pic:blipFill>
+                    <a:blip r:embed="rId9" cstate="none"/>
+                    <a:srcRect/>
+                    <a:stretch>
+                      <a:fillRect/>
+                    </a:stretch>
+                  </pic:blipFill>
+                  <pic:spPr bwMode="auto">
+                    <a:xfrm>
+                      <a:off x="0" y="0"/>
+                      <a:ext cx="1047750" cy="790575"/>
+                    </a:xfrm>
+                    <a:prstGeom prst="rect">
+                      <a:avLst/>
+                    </a:prstGeom>
+                  </pic:spPr>
+                </pic:pic>
+              </a:graphicData>
+            </a:graphic>
+          </wp:inline>
+        </w:drawing>
+      </w:r>
+    </w:p>
+    <w:p>
+      <w:pPr>
+        <w:keepNext/>
+        <w:spacing w:after="120"/>
       </w:pPr>
       <w:r>
         <w:rPr>
@@ -146,12 +290,60 @@
         <w:t xml:space="preserve">Reflection (Reflexión)</w:t>
       </w:r>
       <w:r>
-        <w:t xml:space="preserve"> — A mirror image of a point across an axis</w:t>
-      </w:r>
-    </w:p>
-    <w:p>
-      <w:pPr>
-        <w:spacing w:after="60"/>
+        <w:t xml:space="preserve"> — A flipped, mirror image of a point across a line.</w:t>
+      </w:r>
+    </w:p>
+    <w:p>
+      <w:pPr>
+        <w:keepNext/>
+        <w:spacing w:after="20" w:before="80"/>
+        <w:jc w:val="center"/>
+      </w:pPr>
+      <w:r>
+        <w:drawing>
+          <wp:inline distT="0" distB="0" distL="0" distR="0">
+            <wp:extent cx="1047750" cy="790575"/>
+            <wp:effectExtent t="0" r="0" b="0" l="0"/>
+            <wp:docPr id="1" name="" descr="" title=""/>
+            <wp:cNvGraphicFramePr>
+              <a:graphicFrameLocks xmlns:a="http://schemas.openxmlformats.org/drawingml/2006/main" noChangeAspect="1"/>
+            </wp:cNvGraphicFramePr>
+            <a:graphic xmlns:a="http://schemas.openxmlformats.org/drawingml/2006/main">
+              <a:graphicData uri="http://schemas.openxmlformats.org/drawingml/2006/picture">
+                <pic:pic xmlns:pic="http://schemas.openxmlformats.org/drawingml/2006/picture">
+                  <pic:nvPicPr>
+                    <pic:cNvPr id="0" name="" descr=""/>
+                    <pic:cNvPicPr>
+                      <a:picLocks noChangeAspect="1" noChangeArrowheads="1"/>
+                    </pic:cNvPicPr>
+                  </pic:nvPicPr>
+                  <pic:blipFill>
+                    <a:blip r:embed="rId10" cstate="none"/>
+                    <a:srcRect/>
+                    <a:stretch>
+                      <a:fillRect/>
+                    </a:stretch>
+                  </pic:blipFill>
+                  <pic:spPr bwMode="auto">
+                    <a:xfrm>
+                      <a:off x="0" y="0"/>
+                      <a:ext cx="1047750" cy="790575"/>
+                    </a:xfrm>
+                    <a:prstGeom prst="rect">
+                      <a:avLst/>
+                    </a:prstGeom>
+                  </pic:spPr>
+                </pic:pic>
+              </a:graphicData>
+            </a:graphic>
+          </wp:inline>
+        </w:drawing>
+      </w:r>
+    </w:p>
+    <w:p>
+      <w:pPr>
+        <w:keepNext/>
+        <w:spacing w:after="120"/>
       </w:pPr>
       <w:r>
         <w:rPr>
@@ -161,12 +353,60 @@
         <w:t xml:space="preserve">Axis (Eje)</w:t>
       </w:r>
       <w:r>
-        <w:t xml:space="preserve"> — A reference line on the coordinate plane; the x-axis is horizontal and the y-axis is vertical</w:t>
-      </w:r>
-    </w:p>
-    <w:p>
-      <w:pPr>
-        <w:spacing w:after="60"/>
+        <w:t xml:space="preserve"> — A line on the grid. The x-axis goes across; the y-axis goes up.</w:t>
+      </w:r>
+    </w:p>
+    <w:p>
+      <w:pPr>
+        <w:keepNext/>
+        <w:spacing w:after="20" w:before="80"/>
+        <w:jc w:val="center"/>
+      </w:pPr>
+      <w:r>
+        <w:drawing>
+          <wp:inline distT="0" distB="0" distL="0" distR="0">
+            <wp:extent cx="1047750" cy="790575"/>
+            <wp:effectExtent t="0" r="0" b="0" l="0"/>
+            <wp:docPr id="1" name="" descr="" title=""/>
+            <wp:cNvGraphicFramePr>
+              <a:graphicFrameLocks xmlns:a="http://schemas.openxmlformats.org/drawingml/2006/main" noChangeAspect="1"/>
+            </wp:cNvGraphicFramePr>
+            <a:graphic xmlns:a="http://schemas.openxmlformats.org/drawingml/2006/main">
+              <a:graphicData uri="http://schemas.openxmlformats.org/drawingml/2006/picture">
+                <pic:pic xmlns:pic="http://schemas.openxmlformats.org/drawingml/2006/picture">
+                  <pic:nvPicPr>
+                    <pic:cNvPr id="0" name="" descr=""/>
+                    <pic:cNvPicPr>
+                      <a:picLocks noChangeAspect="1" noChangeArrowheads="1"/>
+                    </pic:cNvPicPr>
+                  </pic:nvPicPr>
+                  <pic:blipFill>
+                    <a:blip r:embed="rId11" cstate="none"/>
+                    <a:srcRect/>
+                    <a:stretch>
+                      <a:fillRect/>
+                    </a:stretch>
+                  </pic:blipFill>
+                  <pic:spPr bwMode="auto">
+                    <a:xfrm>
+                      <a:off x="0" y="0"/>
+                      <a:ext cx="1047750" cy="790575"/>
+                    </a:xfrm>
+                    <a:prstGeom prst="rect">
+                      <a:avLst/>
+                    </a:prstGeom>
+                  </pic:spPr>
+                </pic:pic>
+              </a:graphicData>
+            </a:graphic>
+          </wp:inline>
+        </w:drawing>
+      </w:r>
+    </w:p>
+    <w:p>
+      <w:pPr>
+        <w:keepNext/>
+        <w:spacing w:after="120"/>
       </w:pPr>
       <w:r>
         <w:rPr>
@@ -176,7 +416,7 @@
         <w:t xml:space="preserve">Integer (Número entero)</w:t>
       </w:r>
       <w:r>
-        <w:t xml:space="preserve"> — Whole numbers and their opposites, including zero</w:t>
+        <w:t xml:space="preserve"> — Whole numbers and their opposites, like -2, -1, 0, 1, 2.</w:t>
       </w:r>
     </w:p>
     <w:p>

--- a/lessons/9-5/homework.docx
+++ b/lessons/9-5/homework.docx
@@ -24,7 +24,7 @@
           <w:i/>
           <w:iCs/>
         </w:rPr>
-        <w:t xml:space="preserve">Lesson 9-5  •  Standard 6.NS.6b</w:t>
+        <w:t xml:space="preserve">Lesson 9-5  •  Standard 6.NOS.7</w:t>
       </w:r>
     </w:p>
     <w:p>
@@ -1216,31 +1216,179 @@
           <w:b/>
           <w:bCs/>
         </w:rPr>
-        <w:t xml:space="preserve">6. In which quadrant is the point (-4, -6)?</w:t>
-      </w:r>
-    </w:p>
-    <w:p>
-      <w:pPr>
-        <w:spacing w:after="40" w:before="0"/>
-      </w:pPr>
-      <w:r>
-        <w:t xml:space="preserve">     A. Quadrant III</w:t>
-      </w:r>
-    </w:p>
-    <w:p>
-      <w:pPr>
-        <w:spacing w:after="40" w:before="0"/>
-      </w:pPr>
-      <w:r>
-        <w:t xml:space="preserve">     B. Quadrant I</w:t>
-      </w:r>
-    </w:p>
-    <w:p>
-      <w:pPr>
-        <w:spacing w:after="40" w:before="0"/>
-      </w:pPr>
-      <w:r>
-        <w:t xml:space="preserve">     C. Quadrant II</w:t>
+        <w:t xml:space="preserve">6. onLevel — Spot the Common Mistake</w:t>
+      </w:r>
+    </w:p>
+    <w:p>
+      <w:pPr>
+        <w:spacing w:after="40" w:before="0"/>
+      </w:pPr>
+      <w:r>
+        <w:t xml:space="preserve">   Step 1 (Read): A student is working on Ordered Pairs in All Four Quadrants.</w:t>
+      </w:r>
+    </w:p>
+    <w:p>
+      <w:pPr>
+        <w:spacing w:after="40" w:before="0"/>
+      </w:pPr>
+      <w:r>
+        <w:t xml:space="preserve">   Step 2 (Attempt): They ignored the rule: The signs of (x, y) tell you the quadrant: (+,+) is I, (-,+) is II, (-,-) is III, (+,-) is IV.</w:t>
+      </w:r>
+    </w:p>
+    <w:p>
+      <w:pPr>
+        <w:spacing w:after="40" w:before="0"/>
+      </w:pPr>
+      <w:r>
+        <w:t xml:space="preserve">   Step 3 (Check): The answer does not match the math rule from class.</w:t>
+      </w:r>
+    </w:p>
+    <w:p>
+      <w:pPr>
+        <w:spacing w:after="60" w:before="0"/>
+      </w:pPr>
+      <w:r>
+        <w:rPr>
+          <w:i/>
+          <w:iCs/>
+        </w:rPr>
+        <w:t xml:space="preserve">Which step has the mistake? Explain and fix it:</w:t>
+      </w:r>
+    </w:p>
+    <w:p>
+      <w:pPr>
+        <w:spacing w:after="60" w:before="120"/>
+      </w:pPr>
+      <w:r>
+        <w:rPr>
+          <w:color w:val="BBBBBB"/>
+        </w:rPr>
+        <w:t xml:space="preserve">______________________________________________________________________</w:t>
+      </w:r>
+    </w:p>
+    <w:p>
+      <w:pPr>
+        <w:spacing w:after="60" w:before="120"/>
+      </w:pPr>
+      <w:r>
+        <w:rPr>
+          <w:color w:val="BBBBBB"/>
+        </w:rPr>
+        <w:t xml:space="preserve">______________________________________________________________________</w:t>
+      </w:r>
+    </w:p>
+    <w:p>
+      <w:pPr>
+        <w:spacing w:after="60" w:before="120"/>
+      </w:pPr>
+      <w:r>
+        <w:rPr>
+          <w:color w:val="BBBBBB"/>
+        </w:rPr>
+        <w:t xml:space="preserve">______________________________________________________________________</w:t>
+      </w:r>
+    </w:p>
+    <w:p>
+      <w:pPr>
+        <w:spacing w:after="80" w:before="0"/>
+      </w:pPr>
+      <w:r>
+        <w:rPr>
+          <w:b/>
+          <w:bCs/>
+        </w:rPr>
+        <w:t xml:space="preserve">7. Captain Vega spotted four enemy ships. Drag each ship's coordinates into the correct quadrant of the map.</w:t>
+      </w:r>
+    </w:p>
+    <w:p>
+      <w:pPr>
+        <w:spacing w:after="80" w:before="0"/>
+      </w:pPr>
+      <w:r>
+        <w:rPr>
+          <w:i/>
+          <w:iCs/>
+        </w:rPr>
+        <w:t xml:space="preserve">Groups: Quadrant I   |   Quadrant II   |   Quadrant III   |   Quadrant IV</w:t>
+      </w:r>
+    </w:p>
+    <w:p>
+      <w:pPr>
+        <w:spacing w:after="40" w:before="0"/>
+      </w:pPr>
+      <w:r>
+        <w:t xml:space="preserve">   • (3, 2)   → __________________</w:t>
+      </w:r>
+    </w:p>
+    <w:p>
+      <w:pPr>
+        <w:spacing w:after="40" w:before="0"/>
+      </w:pPr>
+      <w:r>
+        <w:t xml:space="preserve">   • (-4, 1)   → __________________</w:t>
+      </w:r>
+    </w:p>
+    <w:p>
+      <w:pPr>
+        <w:spacing w:after="40" w:before="0"/>
+      </w:pPr>
+      <w:r>
+        <w:t xml:space="preserve">   • (-2, -5)   → __________________</w:t>
+      </w:r>
+    </w:p>
+    <w:p>
+      <w:pPr>
+        <w:spacing w:after="40" w:before="0"/>
+      </w:pPr>
+      <w:r>
+        <w:t xml:space="preserve">   • (6, -3)   → __________________</w:t>
+      </w:r>
+    </w:p>
+    <w:p>
+      <w:pPr>
+        <w:spacing w:after="60" w:before="120"/>
+      </w:pPr>
+      <w:r>
+        <w:rPr>
+          <w:color w:val="BBBBBB"/>
+        </w:rPr>
+        <w:t xml:space="preserve">______________________________________________________________________</w:t>
+      </w:r>
+    </w:p>
+    <w:p>
+      <w:pPr>
+        <w:spacing w:after="80" w:before="0"/>
+      </w:pPr>
+      <w:r>
+        <w:rPr>
+          <w:b/>
+          <w:bCs/>
+        </w:rPr>
+        <w:t xml:space="preserve">8. A sonar ping locates an enemy submarine at (-5, -2). In which quadrant should Captain Vega aim her shot?</w:t>
+      </w:r>
+    </w:p>
+    <w:p>
+      <w:pPr>
+        <w:spacing w:after="40" w:before="0"/>
+      </w:pPr>
+      <w:r>
+        <w:t xml:space="preserve">     A. Quadrant I</w:t>
+      </w:r>
+    </w:p>
+    <w:p>
+      <w:pPr>
+        <w:spacing w:after="40" w:before="0"/>
+      </w:pPr>
+      <w:r>
+        <w:t xml:space="preserve">     B. Quadrant II</w:t>
+      </w:r>
+    </w:p>
+    <w:p>
+      <w:pPr>
+        <w:spacing w:after="40" w:before="0"/>
+      </w:pPr>
+      <w:r>
+        <w:t xml:space="preserve">     C. Quadrant III</w:t>
       </w:r>
     </w:p>
     <w:p>
@@ -1271,39 +1419,39 @@
           <w:b/>
           <w:bCs/>
         </w:rPr>
-        <w:t xml:space="preserve">7. Point A is (5, 3). Which point shares the same x-coordinate?</w:t>
-      </w:r>
-    </w:p>
-    <w:p>
-      <w:pPr>
-        <w:spacing w:after="40" w:before="0"/>
-      </w:pPr>
-      <w:r>
-        <w:t xml:space="preserve">     A. (5, -2)</w:t>
-      </w:r>
-    </w:p>
-    <w:p>
-      <w:pPr>
-        <w:spacing w:after="40" w:before="0"/>
-      </w:pPr>
-      <w:r>
-        <w:t xml:space="preserve">     B. (3, 5)</w:t>
-      </w:r>
-    </w:p>
-    <w:p>
-      <w:pPr>
-        <w:spacing w:after="40" w:before="0"/>
-      </w:pPr>
-      <w:r>
-        <w:t xml:space="preserve">     C. (-5, 3)</w:t>
-      </w:r>
-    </w:p>
-    <w:p>
-      <w:pPr>
-        <w:spacing w:after="40" w:before="0"/>
-      </w:pPr>
-      <w:r>
-        <w:t xml:space="preserve">     D. (2, 5)</w:t>
+        <w:t xml:space="preserve">9. Captain Vega's lookout reports a ship in Quadrant II. What signs will its coordinates (x, y) have?</w:t>
+      </w:r>
+    </w:p>
+    <w:p>
+      <w:pPr>
+        <w:spacing w:after="40" w:before="0"/>
+      </w:pPr>
+      <w:r>
+        <w:t xml:space="preserve">     A. (+, +)</w:t>
+      </w:r>
+    </w:p>
+    <w:p>
+      <w:pPr>
+        <w:spacing w:after="40" w:before="0"/>
+      </w:pPr>
+      <w:r>
+        <w:t xml:space="preserve">     B. (-, +)</w:t>
+      </w:r>
+    </w:p>
+    <w:p>
+      <w:pPr>
+        <w:spacing w:after="40" w:before="0"/>
+      </w:pPr>
+      <w:r>
+        <w:t xml:space="preserve">     C. (-, -)</w:t>
+      </w:r>
+    </w:p>
+    <w:p>
+      <w:pPr>
+        <w:spacing w:after="40" w:before="0"/>
+      </w:pPr>
+      <w:r>
+        <w:t xml:space="preserve">     D. (+, -)</w:t>
       </w:r>
     </w:p>
     <w:p>
@@ -1326,96 +1474,147 @@
           <w:b/>
           <w:bCs/>
         </w:rPr>
-        <w:t xml:space="preserve">8. Which ordered pair is in Quadrant IV?</w:t>
-      </w:r>
-    </w:p>
-    <w:p>
-      <w:pPr>
-        <w:spacing w:after="40" w:before="0"/>
-      </w:pPr>
-      <w:r>
-        <w:t xml:space="preserve">     A. (8, -3)</w:t>
-      </w:r>
-    </w:p>
-    <w:p>
-      <w:pPr>
-        <w:spacing w:after="40" w:before="0"/>
-      </w:pPr>
-      <w:r>
-        <w:t xml:space="preserve">     B. (-8, 3)</w:t>
-      </w:r>
-    </w:p>
-    <w:p>
-      <w:pPr>
-        <w:spacing w:after="40" w:before="0"/>
-      </w:pPr>
-      <w:r>
-        <w:t xml:space="preserve">     C. (8, 3)</w:t>
-      </w:r>
-    </w:p>
-    <w:p>
-      <w:pPr>
-        <w:spacing w:after="40" w:before="0"/>
-      </w:pPr>
-      <w:r>
-        <w:t xml:space="preserve">     D. (-8, -3)</w:t>
-      </w:r>
-    </w:p>
-    <w:p>
-      <w:pPr>
-        <w:spacing w:after="60" w:before="120"/>
-      </w:pPr>
-      <w:r>
-        <w:rPr>
-          <w:color w:val="BBBBBB"/>
-        </w:rPr>
-        <w:t xml:space="preserve">______________________________________________________________________</w:t>
-      </w:r>
-    </w:p>
-    <w:p>
-      <w:pPr>
-        <w:spacing w:after="80" w:before="0"/>
-      </w:pPr>
-      <w:r>
-        <w:rPr>
-          <w:b/>
-          <w:bCs/>
-        </w:rPr>
-        <w:t xml:space="preserve">9. The point (0, -7) lies on which axis?</w:t>
-      </w:r>
-    </w:p>
-    <w:p>
-      <w:pPr>
-        <w:spacing w:after="40" w:before="0"/>
-      </w:pPr>
-      <w:r>
-        <w:t xml:space="preserve">     A. The y-axis</w:t>
-      </w:r>
-    </w:p>
-    <w:p>
-      <w:pPr>
-        <w:spacing w:after="40" w:before="0"/>
-      </w:pPr>
-      <w:r>
-        <w:t xml:space="preserve">     B. The x-axis</w:t>
-      </w:r>
-    </w:p>
-    <w:p>
-      <w:pPr>
-        <w:spacing w:after="40" w:before="0"/>
-      </w:pPr>
-      <w:r>
-        <w:t xml:space="preserve">     C. Quadrant III</w:t>
-      </w:r>
-    </w:p>
-    <w:p>
-      <w:pPr>
-        <w:spacing w:after="40" w:before="0"/>
-      </w:pPr>
-      <w:r>
-        <w:t xml:space="preserve">     D. Quadrant IV</w:t>
-      </w:r>
-    </w:p>
+        <w:t xml:space="preserve">10. Match each enemy ship's coordinates to the quadrant where Captain Vega should fire.</w:t>
+      </w:r>
+    </w:p>
+    <w:tbl>
+      <w:tblPr>
+        <w:tblW w:type="pct" w:w="100%"/>
+        <w:tblBorders>
+          <w:top w:val="single" w:color="auto" w:sz="4"/>
+          <w:left w:val="single" w:color="auto" w:sz="4"/>
+          <w:bottom w:val="single" w:color="auto" w:sz="4"/>
+          <w:right w:val="single" w:color="auto" w:sz="4"/>
+          <w:insideH w:val="single" w:color="auto" w:sz="4"/>
+          <w:insideV w:val="single" w:color="auto" w:sz="4"/>
+        </w:tblBorders>
+      </w:tblPr>
+      <w:tblGrid>
+        <w:gridCol w:w="100"/>
+        <w:gridCol w:w="100"/>
+      </w:tblGrid>
+      <w:tr>
+        <w:trPr>
+          <w:tblHeader/>
+        </w:trPr>
+        <w:tc>
+          <w:tcPr>
+            <w:tcW w:type="pct" w:w="50%"/>
+          </w:tcPr>
+          <w:p>
+            <w:r>
+              <w:rPr>
+                <w:b/>
+                <w:bCs/>
+              </w:rPr>
+              <w:t xml:space="preserve">Item</w:t>
+            </w:r>
+          </w:p>
+        </w:tc>
+        <w:tc>
+          <w:tcPr>
+            <w:tcW w:type="pct" w:w="50%"/>
+          </w:tcPr>
+          <w:p>
+            <w:r>
+              <w:rPr>
+                <w:b/>
+                <w:bCs/>
+              </w:rPr>
+              <w:t xml:space="preserve">Answer choices</w:t>
+            </w:r>
+          </w:p>
+        </w:tc>
+      </w:tr>
+      <w:tr>
+        <w:tc>
+          <w:tcPr>
+            <w:tcW w:type="pct" w:w="50%"/>
+          </w:tcPr>
+          <w:p>
+            <w:r>
+              <w:t xml:space="preserve">____  (7, 5)</w:t>
+            </w:r>
+          </w:p>
+        </w:tc>
+        <w:tc>
+          <w:tcPr>
+            <w:tcW w:type="pct" w:w="50%"/>
+          </w:tcPr>
+          <w:p>
+            <w:r>
+              <w:t xml:space="preserve">D. Quadrant IV</w:t>
+            </w:r>
+          </w:p>
+        </w:tc>
+      </w:tr>
+      <w:tr>
+        <w:tc>
+          <w:tcPr>
+            <w:tcW w:type="pct" w:w="50%"/>
+          </w:tcPr>
+          <w:p>
+            <w:r>
+              <w:t xml:space="preserve">____  (-6, 2)</w:t>
+            </w:r>
+          </w:p>
+        </w:tc>
+        <w:tc>
+          <w:tcPr>
+            <w:tcW w:type="pct" w:w="50%"/>
+          </w:tcPr>
+          <w:p>
+            <w:r>
+              <w:t xml:space="preserve">C. Quadrant III</w:t>
+            </w:r>
+          </w:p>
+        </w:tc>
+      </w:tr>
+      <w:tr>
+        <w:tc>
+          <w:tcPr>
+            <w:tcW w:type="pct" w:w="50%"/>
+          </w:tcPr>
+          <w:p>
+            <w:r>
+              <w:t xml:space="preserve">____  (-1, -8)</w:t>
+            </w:r>
+          </w:p>
+        </w:tc>
+        <w:tc>
+          <w:tcPr>
+            <w:tcW w:type="pct" w:w="50%"/>
+          </w:tcPr>
+          <w:p>
+            <w:r>
+              <w:t xml:space="preserve">B. Quadrant II</w:t>
+            </w:r>
+          </w:p>
+        </w:tc>
+      </w:tr>
+      <w:tr>
+        <w:tc>
+          <w:tcPr>
+            <w:tcW w:type="pct" w:w="50%"/>
+          </w:tcPr>
+          <w:p>
+            <w:r>
+              <w:t xml:space="preserve">____  (4, -7)</w:t>
+            </w:r>
+          </w:p>
+        </w:tc>
+        <w:tc>
+          <w:tcPr>
+            <w:tcW w:type="pct" w:w="50%"/>
+          </w:tcPr>
+          <w:p>
+            <w:r>
+              <w:t xml:space="preserve">A. Quadrant I</w:t>
+            </w:r>
+          </w:p>
+        </w:tc>
+      </w:tr>
+    </w:tbl>
     <w:p>
       <w:pPr>
         <w:spacing w:after="60" w:before="120"/>
@@ -1459,10 +1658,22 @@
     </w:p>
     <w:p>
       <w:pPr>
+        <w:spacing w:after="20" w:before="0"/>
+      </w:pPr>
+      <w:r>
+        <w:t xml:space="preserve">     The x-coordinate is negative (left) and the y-coordinate is positive (up). Left and up is Quadrant II.</w:t>
+      </w:r>
+    </w:p>
+    <w:p>
+      <w:pPr>
         <w:spacing w:after="80" w:before="0"/>
       </w:pPr>
       <w:r>
-        <w:t xml:space="preserve">     The x-coordinate is negative (left) and the y-coordinate is positive (up). Left and up is Quadrant II.</w:t>
+        <w:rPr>
+          <w:i/>
+          <w:iCs/>
+        </w:rPr>
+        <w:t xml:space="preserve">     Watch for: A common mistake in Ordered Pairs in All Four Quadrants is skipping the key idea: "The signs of (x, y) tell you the quadrant: (+,+) is I, (-,+) is II, (-,-) is III, (+,-) is IV." — always check your work against this rule before you submit.</w:t>
       </w:r>
     </w:p>
     <w:p>
@@ -1479,10 +1690,22 @@
     </w:p>
     <w:p>
       <w:pPr>
+        <w:spacing w:after="20" w:before="0"/>
+      </w:pPr>
+      <w:r>
+        <w:t xml:space="preserve">     Positive x (right) and negative y (down) = Quadrant IV (bottom-right).</w:t>
+      </w:r>
+    </w:p>
+    <w:p>
+      <w:pPr>
         <w:spacing w:after="80" w:before="0"/>
       </w:pPr>
       <w:r>
-        <w:t xml:space="preserve">     Positive x (right) and negative y (down) = Quadrant IV (bottom-right).</w:t>
+        <w:rPr>
+          <w:i/>
+          <w:iCs/>
+        </w:rPr>
+        <w:t xml:space="preserve">     Watch for: A common mistake in Ordered Pairs in All Four Quadrants is skipping the key idea: "The signs of (x, y) tell you the quadrant: (+,+) is I, (-,+) is II, (-,-) is III, (+,-) is IV." — always check your work against this rule before you submit.</w:t>
       </w:r>
     </w:p>
     <w:p>
@@ -1707,22 +1930,122 @@
     </w:p>
     <w:p>
       <w:pPr>
+        <w:spacing w:after="20" w:before="0"/>
+      </w:pPr>
+      <w:r>
+        <w:t xml:space="preserve">     Moving right means adding to the x-coordinate: -5 + 8 = 3. The y stays the same. New point: (3, 3).</w:t>
+      </w:r>
+    </w:p>
+    <w:p>
+      <w:pPr>
         <w:spacing w:after="80" w:before="0"/>
       </w:pPr>
       <w:r>
-        <w:t xml:space="preserve">     Moving right means adding to the x-coordinate: -5 + 8 = 3. The y stays the same. New point: (3, 3).</w:t>
-      </w:r>
-    </w:p>
-    <w:p>
-      <w:pPr>
-        <w:spacing w:after="40" w:before="0"/>
-      </w:pPr>
-      <w:r>
-        <w:rPr>
-          <w:b/>
-          <w:bCs/>
-        </w:rPr>
-        <w:t xml:space="preserve">6. A. Quadrant III</w:t>
+        <w:rPr>
+          <w:i/>
+          <w:iCs/>
+        </w:rPr>
+        <w:t xml:space="preserve">     Watch for: A common mistake in Ordered Pairs in All Four Quadrants is skipping the key idea: "The signs of (x, y) tell you the quadrant: (+,+) is I, (-,+) is II, (-,-) is III, (+,-) is IV." — always check your work against this rule before you submit.</w:t>
+      </w:r>
+    </w:p>
+    <w:p>
+      <w:pPr>
+        <w:spacing w:after="40" w:before="0"/>
+      </w:pPr>
+      <w:r>
+        <w:rPr>
+          <w:b/>
+          <w:bCs/>
+        </w:rPr>
+        <w:t xml:space="preserve">6. onLevel — Spot the Common Mistake</w:t>
+      </w:r>
+    </w:p>
+    <w:p>
+      <w:pPr>
+        <w:spacing w:after="20" w:before="0"/>
+      </w:pPr>
+      <w:r>
+        <w:t xml:space="preserve">     The mistake is in Step 2.</w:t>
+      </w:r>
+    </w:p>
+    <w:p>
+      <w:pPr>
+        <w:spacing w:after="20" w:before="0"/>
+      </w:pPr>
+      <w:r>
+        <w:t xml:space="preserve">     Correct work: Follow the key idea: The signs of (x, y) tell you the quadrant: (+,+) is I, (-,+) is II, (-,-) is III, (+,-) is IV.</w:t>
+      </w:r>
+    </w:p>
+    <w:p>
+      <w:pPr>
+        <w:spacing w:after="40" w:before="0"/>
+      </w:pPr>
+      <w:r>
+        <w:rPr>
+          <w:b/>
+          <w:bCs/>
+        </w:rPr>
+        <w:t xml:space="preserve">7. Correct groups:</w:t>
+      </w:r>
+    </w:p>
+    <w:p>
+      <w:pPr>
+        <w:spacing w:after="20" w:before="0"/>
+      </w:pPr>
+      <w:r>
+        <w:t xml:space="preserve">     (3, 2) → Quadrant I</w:t>
+      </w:r>
+    </w:p>
+    <w:p>
+      <w:pPr>
+        <w:spacing w:after="20" w:before="0"/>
+      </w:pPr>
+      <w:r>
+        <w:t xml:space="preserve">     (-4, 1) → Quadrant II</w:t>
+      </w:r>
+    </w:p>
+    <w:p>
+      <w:pPr>
+        <w:spacing w:after="20" w:before="0"/>
+      </w:pPr>
+      <w:r>
+        <w:t xml:space="preserve">     (-2, -5) → Quadrant III</w:t>
+      </w:r>
+    </w:p>
+    <w:p>
+      <w:pPr>
+        <w:spacing w:after="20" w:before="0"/>
+      </w:pPr>
+      <w:r>
+        <w:t xml:space="preserve">     (6, -3) → Quadrant IV</w:t>
+      </w:r>
+    </w:p>
+    <w:p>
+      <w:pPr>
+        <w:spacing w:after="40" w:before="0"/>
+      </w:pPr>
+      <w:r>
+        <w:t xml:space="preserve"/>
+      </w:r>
+    </w:p>
+    <w:p>
+      <w:pPr>
+        <w:spacing w:after="40" w:before="0"/>
+      </w:pPr>
+      <w:r>
+        <w:rPr>
+          <w:b/>
+          <w:bCs/>
+        </w:rPr>
+        <w:t xml:space="preserve">8. C. Quadrant III</w:t>
+      </w:r>
+    </w:p>
+    <w:p>
+      <w:pPr>
+        <w:spacing w:after="20" w:before="0"/>
+      </w:pPr>
+      <w:r>
+        <w:t xml:space="preserve">     A negative x means left and a negative y means down, so (-5, -2) is in Quadrant III, where both coordinates are negative.</w:t>
       </w:r>
     </w:p>
     <w:p>
@@ -1730,19 +2053,31 @@
         <w:spacing w:after="80" w:before="0"/>
       </w:pPr>
       <w:r>
-        <w:t xml:space="preserve">     Negative x and negative y place a point in Quadrant III.</w:t>
-      </w:r>
-    </w:p>
-    <w:p>
-      <w:pPr>
-        <w:spacing w:after="40" w:before="0"/>
-      </w:pPr>
-      <w:r>
-        <w:rPr>
-          <w:b/>
-          <w:bCs/>
-        </w:rPr>
-        <w:t xml:space="preserve">7. A. (5, -2)</w:t>
+        <w:rPr>
+          <w:i/>
+          <w:iCs/>
+        </w:rPr>
+        <w:t xml:space="preserve">     Watch for: A common mistake in Ordered Pairs in All Four Quadrants is skipping the key idea: "The signs of (x, y) tell you the quadrant: (+,+) is I, (-,+) is II, (-,-) is III, (+,-) is IV." — always check your work against this rule before you submit.</w:t>
+      </w:r>
+    </w:p>
+    <w:p>
+      <w:pPr>
+        <w:spacing w:after="40" w:before="0"/>
+      </w:pPr>
+      <w:r>
+        <w:rPr>
+          <w:b/>
+          <w:bCs/>
+        </w:rPr>
+        <w:t xml:space="preserve">9. B. (-, +)</w:t>
+      </w:r>
+    </w:p>
+    <w:p>
+      <w:pPr>
+        <w:spacing w:after="20" w:before="0"/>
+      </w:pPr>
+      <w:r>
+        <w:t xml:space="preserve">     Quadrant II is up and to the left of the origin, so x is negative and y is positive: (-, +).</w:t>
       </w:r>
     </w:p>
     <w:p>
@@ -1750,47 +2085,63 @@
         <w:spacing w:after="80" w:before="0"/>
       </w:pPr>
       <w:r>
-        <w:t xml:space="preserve">     (5, -2) has the same x-coordinate, 5.</w:t>
-      </w:r>
-    </w:p>
-    <w:p>
-      <w:pPr>
-        <w:spacing w:after="40" w:before="0"/>
-      </w:pPr>
-      <w:r>
-        <w:rPr>
-          <w:b/>
-          <w:bCs/>
-        </w:rPr>
-        <w:t xml:space="preserve">8. A. (8, -3)</w:t>
-      </w:r>
-    </w:p>
-    <w:p>
-      <w:pPr>
-        <w:spacing w:after="80" w:before="0"/>
-      </w:pPr>
-      <w:r>
-        <w:t xml:space="preserve">     Quadrant IV has positive x and negative y: (8, -3).</w:t>
-      </w:r>
-    </w:p>
-    <w:p>
-      <w:pPr>
-        <w:spacing w:after="40" w:before="0"/>
-      </w:pPr>
-      <w:r>
-        <w:rPr>
-          <w:b/>
-          <w:bCs/>
-        </w:rPr>
-        <w:t xml:space="preserve">9. A. The y-axis</w:t>
-      </w:r>
-    </w:p>
-    <w:p>
-      <w:pPr>
-        <w:spacing w:after="80" w:before="0"/>
-      </w:pPr>
-      <w:r>
-        <w:t xml:space="preserve">     With x = 0, the point is on the y-axis.</w:t>
+        <w:rPr>
+          <w:i/>
+          <w:iCs/>
+        </w:rPr>
+        <w:t xml:space="preserve">     Watch for: A common mistake in Ordered Pairs in All Four Quadrants is skipping the key idea: "The signs of (x, y) tell you the quadrant: (+,+) is I, (-,+) is II, (-,-) is III, (+,-) is IV." — always check your work against this rule before you submit.</w:t>
+      </w:r>
+    </w:p>
+    <w:p>
+      <w:pPr>
+        <w:spacing w:after="40" w:before="0"/>
+      </w:pPr>
+      <w:r>
+        <w:rPr>
+          <w:b/>
+          <w:bCs/>
+        </w:rPr>
+        <w:t xml:space="preserve">10. Matches:</w:t>
+      </w:r>
+    </w:p>
+    <w:p>
+      <w:pPr>
+        <w:spacing w:after="20" w:before="0"/>
+      </w:pPr>
+      <w:r>
+        <w:t xml:space="preserve">     (7, 5) → Quadrant I</w:t>
+      </w:r>
+    </w:p>
+    <w:p>
+      <w:pPr>
+        <w:spacing w:after="20" w:before="0"/>
+      </w:pPr>
+      <w:r>
+        <w:t xml:space="preserve">     (-6, 2) → Quadrant II</w:t>
+      </w:r>
+    </w:p>
+    <w:p>
+      <w:pPr>
+        <w:spacing w:after="20" w:before="0"/>
+      </w:pPr>
+      <w:r>
+        <w:t xml:space="preserve">     (-1, -8) → Quadrant III</w:t>
+      </w:r>
+    </w:p>
+    <w:p>
+      <w:pPr>
+        <w:spacing w:after="20" w:before="0"/>
+      </w:pPr>
+      <w:r>
+        <w:t xml:space="preserve">     (4, -7) → Quadrant IV</w:t>
+      </w:r>
+    </w:p>
+    <w:p>
+      <w:pPr>
+        <w:spacing w:after="40" w:before="0"/>
+      </w:pPr>
+      <w:r>
+        <w:t xml:space="preserve"/>
       </w:r>
     </w:p>
     <w:sectPr>

--- a/lessons/9-5/homework.docx
+++ b/lessons/9-5/homework.docx
@@ -1224,23 +1224,23 @@
         <w:spacing w:after="40" w:before="0"/>
       </w:pPr>
       <w:r>
-        <w:t xml:space="preserve">   Step 1 (Read): A student is working on Ordered Pairs in All Four Quadrants.</w:t>
-      </w:r>
-    </w:p>
-    <w:p>
-      <w:pPr>
-        <w:spacing w:after="40" w:before="0"/>
-      </w:pPr>
-      <w:r>
-        <w:t xml:space="preserve">   Step 2 (Attempt): They ignored the rule: The signs of (x, y) tell you the quadrant: (+,+) is I, (-,+) is II, (-,-) is III, (+,-) is IV.</w:t>
-      </w:r>
-    </w:p>
-    <w:p>
-      <w:pPr>
-        <w:spacing w:after="40" w:before="0"/>
-      </w:pPr>
-      <w:r>
-        <w:t xml:space="preserve">   Step 3 (Check): The answer does not match the math rule from class.</w:t>
+        <w:t xml:space="preserve">   Step 1 (Problem): Name the quadrant for the point (6, -1).</w:t>
+      </w:r>
+    </w:p>
+    <w:p>
+      <w:pPr>
+        <w:spacing w:after="40" w:before="0"/>
+      </w:pPr>
+      <w:r>
+        <w:t xml:space="preserve">   Step 2 (Student thinking): I'll read the coordinates as (y, x), so I treat this like (-1, 6): the first number -1 is negative (left) and the second number 6 is positive (up).</w:t>
+      </w:r>
+    </w:p>
+    <w:p>
+      <w:pPr>
+        <w:spacing w:after="40" w:before="0"/>
+      </w:pPr>
+      <w:r>
+        <w:t xml:space="preserve">   Step 3 (Student answer): (6, -1) is in Quadrant II.</w:t>
       </w:r>
     </w:p>
     <w:p>
@@ -1297,7 +1297,117 @@
           <w:b/>
           <w:bCs/>
         </w:rPr>
-        <w:t xml:space="preserve">7. Captain Vega spotted four enemy ships. Drag each ship's coordinates into the correct quadrant of the map.</w:t>
+        <w:t xml:space="preserve">7. In which quadrant is the point (-3, 5)?</w:t>
+      </w:r>
+    </w:p>
+    <w:p>
+      <w:pPr>
+        <w:spacing w:after="40" w:before="0"/>
+      </w:pPr>
+      <w:r>
+        <w:t xml:space="preserve">     A. Quadrant I</w:t>
+      </w:r>
+    </w:p>
+    <w:p>
+      <w:pPr>
+        <w:spacing w:after="40" w:before="0"/>
+      </w:pPr>
+      <w:r>
+        <w:t xml:space="preserve">     B. Quadrant II</w:t>
+      </w:r>
+    </w:p>
+    <w:p>
+      <w:pPr>
+        <w:spacing w:after="40" w:before="0"/>
+      </w:pPr>
+      <w:r>
+        <w:t xml:space="preserve">     C. Quadrant III</w:t>
+      </w:r>
+    </w:p>
+    <w:p>
+      <w:pPr>
+        <w:spacing w:after="40" w:before="0"/>
+      </w:pPr>
+      <w:r>
+        <w:t xml:space="preserve">     D. Quadrant IV</w:t>
+      </w:r>
+    </w:p>
+    <w:p>
+      <w:pPr>
+        <w:spacing w:after="60" w:before="120"/>
+      </w:pPr>
+      <w:r>
+        <w:rPr>
+          <w:color w:val="BBBBBB"/>
+        </w:rPr>
+        <w:t xml:space="preserve">______________________________________________________________________</w:t>
+      </w:r>
+    </w:p>
+    <w:p>
+      <w:pPr>
+        <w:spacing w:after="80" w:before="0"/>
+      </w:pPr>
+      <w:r>
+        <w:rPr>
+          <w:b/>
+          <w:bCs/>
+        </w:rPr>
+        <w:t xml:space="preserve">8. What are the coordinates of a point 4 units right and 2 units down from the origin?</w:t>
+      </w:r>
+    </w:p>
+    <w:p>
+      <w:pPr>
+        <w:spacing w:after="40" w:before="0"/>
+      </w:pPr>
+      <w:r>
+        <w:t xml:space="preserve">     A. (-4, 2)</w:t>
+      </w:r>
+    </w:p>
+    <w:p>
+      <w:pPr>
+        <w:spacing w:after="40" w:before="0"/>
+      </w:pPr>
+      <w:r>
+        <w:t xml:space="preserve">     B. (2, -4)</w:t>
+      </w:r>
+    </w:p>
+    <w:p>
+      <w:pPr>
+        <w:spacing w:after="40" w:before="0"/>
+      </w:pPr>
+      <w:r>
+        <w:t xml:space="preserve">     C. (4, -2)</w:t>
+      </w:r>
+    </w:p>
+    <w:p>
+      <w:pPr>
+        <w:spacing w:after="40" w:before="0"/>
+      </w:pPr>
+      <w:r>
+        <w:t xml:space="preserve">     D. (-2, 4)</w:t>
+      </w:r>
+    </w:p>
+    <w:p>
+      <w:pPr>
+        <w:spacing w:after="60" w:before="120"/>
+      </w:pPr>
+      <w:r>
+        <w:rPr>
+          <w:color w:val="BBBBBB"/>
+        </w:rPr>
+        <w:t xml:space="preserve">______________________________________________________________________</w:t>
+      </w:r>
+    </w:p>
+    <w:p>
+      <w:pPr>
+        <w:spacing w:after="80" w:before="0"/>
+      </w:pPr>
+      <w:r>
+        <w:rPr>
+          <w:b/>
+          <w:bCs/>
+        </w:rPr>
+        <w:t xml:space="preserve">9. Captain Vega spotted four enemy ships. Drag each ship's coordinates into the correct quadrant of the map.</w:t>
       </w:r>
     </w:p>
     <w:p>
@@ -1364,7 +1474,7 @@
           <w:b/>
           <w:bCs/>
         </w:rPr>
-        <w:t xml:space="preserve">8. A sonar ping locates an enemy submarine at (-5, -2). In which quadrant should Captain Vega aim her shot?</w:t>
+        <w:t xml:space="preserve">10. A sonar ping locates an enemy submarine at (-5, -2). In which quadrant should Captain Vega aim her shot?</w:t>
       </w:r>
     </w:p>
     <w:p>
@@ -1399,222 +1509,6 @@
         <w:t xml:space="preserve">     D. Quadrant IV</w:t>
       </w:r>
     </w:p>
-    <w:p>
-      <w:pPr>
-        <w:spacing w:after="60" w:before="120"/>
-      </w:pPr>
-      <w:r>
-        <w:rPr>
-          <w:color w:val="BBBBBB"/>
-        </w:rPr>
-        <w:t xml:space="preserve">______________________________________________________________________</w:t>
-      </w:r>
-    </w:p>
-    <w:p>
-      <w:pPr>
-        <w:spacing w:after="80" w:before="0"/>
-      </w:pPr>
-      <w:r>
-        <w:rPr>
-          <w:b/>
-          <w:bCs/>
-        </w:rPr>
-        <w:t xml:space="preserve">9. Captain Vega's lookout reports a ship in Quadrant II. What signs will its coordinates (x, y) have?</w:t>
-      </w:r>
-    </w:p>
-    <w:p>
-      <w:pPr>
-        <w:spacing w:after="40" w:before="0"/>
-      </w:pPr>
-      <w:r>
-        <w:t xml:space="preserve">     A. (+, +)</w:t>
-      </w:r>
-    </w:p>
-    <w:p>
-      <w:pPr>
-        <w:spacing w:after="40" w:before="0"/>
-      </w:pPr>
-      <w:r>
-        <w:t xml:space="preserve">     B. (-, +)</w:t>
-      </w:r>
-    </w:p>
-    <w:p>
-      <w:pPr>
-        <w:spacing w:after="40" w:before="0"/>
-      </w:pPr>
-      <w:r>
-        <w:t xml:space="preserve">     C. (-, -)</w:t>
-      </w:r>
-    </w:p>
-    <w:p>
-      <w:pPr>
-        <w:spacing w:after="40" w:before="0"/>
-      </w:pPr>
-      <w:r>
-        <w:t xml:space="preserve">     D. (+, -)</w:t>
-      </w:r>
-    </w:p>
-    <w:p>
-      <w:pPr>
-        <w:spacing w:after="60" w:before="120"/>
-      </w:pPr>
-      <w:r>
-        <w:rPr>
-          <w:color w:val="BBBBBB"/>
-        </w:rPr>
-        <w:t xml:space="preserve">______________________________________________________________________</w:t>
-      </w:r>
-    </w:p>
-    <w:p>
-      <w:pPr>
-        <w:spacing w:after="80" w:before="0"/>
-      </w:pPr>
-      <w:r>
-        <w:rPr>
-          <w:b/>
-          <w:bCs/>
-        </w:rPr>
-        <w:t xml:space="preserve">10. Match each enemy ship's coordinates to the quadrant where Captain Vega should fire.</w:t>
-      </w:r>
-    </w:p>
-    <w:tbl>
-      <w:tblPr>
-        <w:tblW w:type="pct" w:w="100%"/>
-        <w:tblBorders>
-          <w:top w:val="single" w:color="auto" w:sz="4"/>
-          <w:left w:val="single" w:color="auto" w:sz="4"/>
-          <w:bottom w:val="single" w:color="auto" w:sz="4"/>
-          <w:right w:val="single" w:color="auto" w:sz="4"/>
-          <w:insideH w:val="single" w:color="auto" w:sz="4"/>
-          <w:insideV w:val="single" w:color="auto" w:sz="4"/>
-        </w:tblBorders>
-      </w:tblPr>
-      <w:tblGrid>
-        <w:gridCol w:w="100"/>
-        <w:gridCol w:w="100"/>
-      </w:tblGrid>
-      <w:tr>
-        <w:trPr>
-          <w:tblHeader/>
-        </w:trPr>
-        <w:tc>
-          <w:tcPr>
-            <w:tcW w:type="pct" w:w="50%"/>
-          </w:tcPr>
-          <w:p>
-            <w:r>
-              <w:rPr>
-                <w:b/>
-                <w:bCs/>
-              </w:rPr>
-              <w:t xml:space="preserve">Item</w:t>
-            </w:r>
-          </w:p>
-        </w:tc>
-        <w:tc>
-          <w:tcPr>
-            <w:tcW w:type="pct" w:w="50%"/>
-          </w:tcPr>
-          <w:p>
-            <w:r>
-              <w:rPr>
-                <w:b/>
-                <w:bCs/>
-              </w:rPr>
-              <w:t xml:space="preserve">Answer choices</w:t>
-            </w:r>
-          </w:p>
-        </w:tc>
-      </w:tr>
-      <w:tr>
-        <w:tc>
-          <w:tcPr>
-            <w:tcW w:type="pct" w:w="50%"/>
-          </w:tcPr>
-          <w:p>
-            <w:r>
-              <w:t xml:space="preserve">____  (7, 5)</w:t>
-            </w:r>
-          </w:p>
-        </w:tc>
-        <w:tc>
-          <w:tcPr>
-            <w:tcW w:type="pct" w:w="50%"/>
-          </w:tcPr>
-          <w:p>
-            <w:r>
-              <w:t xml:space="preserve">D. Quadrant IV</w:t>
-            </w:r>
-          </w:p>
-        </w:tc>
-      </w:tr>
-      <w:tr>
-        <w:tc>
-          <w:tcPr>
-            <w:tcW w:type="pct" w:w="50%"/>
-          </w:tcPr>
-          <w:p>
-            <w:r>
-              <w:t xml:space="preserve">____  (-6, 2)</w:t>
-            </w:r>
-          </w:p>
-        </w:tc>
-        <w:tc>
-          <w:tcPr>
-            <w:tcW w:type="pct" w:w="50%"/>
-          </w:tcPr>
-          <w:p>
-            <w:r>
-              <w:t xml:space="preserve">C. Quadrant III</w:t>
-            </w:r>
-          </w:p>
-        </w:tc>
-      </w:tr>
-      <w:tr>
-        <w:tc>
-          <w:tcPr>
-            <w:tcW w:type="pct" w:w="50%"/>
-          </w:tcPr>
-          <w:p>
-            <w:r>
-              <w:t xml:space="preserve">____  (-1, -8)</w:t>
-            </w:r>
-          </w:p>
-        </w:tc>
-        <w:tc>
-          <w:tcPr>
-            <w:tcW w:type="pct" w:w="50%"/>
-          </w:tcPr>
-          <w:p>
-            <w:r>
-              <w:t xml:space="preserve">B. Quadrant II</w:t>
-            </w:r>
-          </w:p>
-        </w:tc>
-      </w:tr>
-      <w:tr>
-        <w:tc>
-          <w:tcPr>
-            <w:tcW w:type="pct" w:w="50%"/>
-          </w:tcPr>
-          <w:p>
-            <w:r>
-              <w:t xml:space="preserve">____  (4, -7)</w:t>
-            </w:r>
-          </w:p>
-        </w:tc>
-        <w:tc>
-          <w:tcPr>
-            <w:tcW w:type="pct" w:w="50%"/>
-          </w:tcPr>
-          <w:p>
-            <w:r>
-              <w:t xml:space="preserve">A. Quadrant I</w:t>
-            </w:r>
-          </w:p>
-        </w:tc>
-      </w:tr>
-    </w:tbl>
     <w:p>
       <w:pPr>
         <w:spacing w:after="60" w:before="120"/>
@@ -1673,7 +1567,7 @@
           <w:i/>
           <w:iCs/>
         </w:rPr>
-        <w:t xml:space="preserve">     Watch for: A common mistake in Ordered Pairs in All Four Quadrants is skipping the key idea: "The signs of (x, y) tell you the quadrant: (+,+) is I, (-,+) is II, (-,-) is III, (+,-) is IV." — always check your work against this rule before you submit.</w:t>
+        <w:t xml:space="preserve">     Watch for: A common mistake in Ordered Pairs in All Four Quadrants is matching each sign to the wrong axis — for example, seeing (-2, 5) and thinking "the x is negative so I move DOWN, and the y is positive so I move RIGHT," which lands the point in Quadrant IV. But the x-coordinate always controls left/right, never up/down: negative x means LEFT (not down), and positive y means UP (not right). So (-2, 5) is actually left 2, up 5 — Quadrant II. Before you submit, check that you used the x-coordinate for left/right and the y-coordinate for up/down, and never swapped them.</w:t>
       </w:r>
     </w:p>
     <w:p>
@@ -1705,7 +1599,7 @@
           <w:i/>
           <w:iCs/>
         </w:rPr>
-        <w:t xml:space="preserve">     Watch for: A common mistake in Ordered Pairs in All Four Quadrants is skipping the key idea: "The signs of (x, y) tell you the quadrant: (+,+) is I, (-,+) is II, (-,-) is III, (+,-) is IV." — always check your work against this rule before you submit.</w:t>
+        <w:t xml:space="preserve">     Watch for: A common mistake in Ordered Pairs in All Four Quadrants is matching each sign to the wrong axis — for example, seeing (-2, 5) and thinking "the x is negative so I move DOWN, and the y is positive so I move RIGHT," which lands the point in Quadrant IV. But the x-coordinate always controls left/right, never up/down: negative x means LEFT (not down), and positive y means UP (not right). So (-2, 5) is actually left 2, up 5 — Quadrant II. Before you submit, check that you used the x-coordinate for left/right and the y-coordinate for up/down, and never swapped them.</w:t>
       </w:r>
     </w:p>
     <w:p>
@@ -1945,7 +1839,7 @@
           <w:i/>
           <w:iCs/>
         </w:rPr>
-        <w:t xml:space="preserve">     Watch for: A common mistake in Ordered Pairs in All Four Quadrants is skipping the key idea: "The signs of (x, y) tell you the quadrant: (+,+) is I, (-,+) is II, (-,-) is III, (+,-) is IV." — always check your work against this rule before you submit.</w:t>
+        <w:t xml:space="preserve">     Watch for: A common mistake in Ordered Pairs in All Four Quadrants is matching each sign to the wrong axis — for example, seeing (-2, 5) and thinking "the x is negative so I move DOWN, and the y is positive so I move RIGHT," which lands the point in Quadrant IV. But the x-coordinate always controls left/right, never up/down: negative x means LEFT (not down), and positive y means UP (not right). So (-2, 5) is actually left 2, up 5 — Quadrant II. Before you submit, check that you used the x-coordinate for left/right and the y-coordinate for up/down, and never swapped them.</w:t>
       </w:r>
     </w:p>
     <w:p>
@@ -1973,79 +1867,27 @@
         <w:spacing w:after="20" w:before="0"/>
       </w:pPr>
       <w:r>
-        <w:t xml:space="preserve">     Correct work: Follow the key idea: The signs of (x, y) tell you the quadrant: (+,+) is I, (-,+) is II, (-,-) is III, (+,-) is IV.</w:t>
-      </w:r>
-    </w:p>
-    <w:p>
-      <w:pPr>
-        <w:spacing w:after="40" w:before="0"/>
-      </w:pPr>
-      <w:r>
-        <w:rPr>
-          <w:b/>
-          <w:bCs/>
-        </w:rPr>
-        <w:t xml:space="preserve">7. Correct groups:</w:t>
-      </w:r>
-    </w:p>
-    <w:p>
-      <w:pPr>
-        <w:spacing w:after="20" w:before="0"/>
-      </w:pPr>
-      <w:r>
-        <w:t xml:space="preserve">     (3, 2) → Quadrant I</w:t>
-      </w:r>
-    </w:p>
-    <w:p>
-      <w:pPr>
-        <w:spacing w:after="20" w:before="0"/>
-      </w:pPr>
-      <w:r>
-        <w:t xml:space="preserve">     (-4, 1) → Quadrant II</w:t>
-      </w:r>
-    </w:p>
-    <w:p>
-      <w:pPr>
-        <w:spacing w:after="20" w:before="0"/>
-      </w:pPr>
-      <w:r>
-        <w:t xml:space="preserve">     (-2, -5) → Quadrant III</w:t>
-      </w:r>
-    </w:p>
-    <w:p>
-      <w:pPr>
-        <w:spacing w:after="20" w:before="0"/>
-      </w:pPr>
-      <w:r>
-        <w:t xml:space="preserve">     (6, -3) → Quadrant IV</w:t>
-      </w:r>
-    </w:p>
-    <w:p>
-      <w:pPr>
-        <w:spacing w:after="40" w:before="0"/>
-      </w:pPr>
-      <w:r>
-        <w:t xml:space="preserve"/>
-      </w:r>
-    </w:p>
-    <w:p>
-      <w:pPr>
-        <w:spacing w:after="40" w:before="0"/>
-      </w:pPr>
-      <w:r>
-        <w:rPr>
-          <w:b/>
-          <w:bCs/>
-        </w:rPr>
-        <w:t xml:space="preserve">8. C. Quadrant III</w:t>
-      </w:r>
-    </w:p>
-    <w:p>
-      <w:pPr>
-        <w:spacing w:after="20" w:before="0"/>
-      </w:pPr>
-      <w:r>
-        <w:t xml:space="preserve">     A negative x means left and a negative y means down, so (-5, -2) is in Quadrant III, where both coordinates are negative.</w:t>
+        <w:t xml:space="preserve">     Correct work: The order was reversed. In an ordered pair (x, y), x ALWAYS comes first. Here x = 6 (positive → right) and y = -1 (negative → down). Right and down is Quadrant IV, not Quadrant II.</w:t>
+      </w:r>
+    </w:p>
+    <w:p>
+      <w:pPr>
+        <w:spacing w:after="40" w:before="0"/>
+      </w:pPr>
+      <w:r>
+        <w:rPr>
+          <w:b/>
+          <w:bCs/>
+        </w:rPr>
+        <w:t xml:space="preserve">7. B. Quadrant II</w:t>
+      </w:r>
+    </w:p>
+    <w:p>
+      <w:pPr>
+        <w:spacing w:after="20" w:before="0"/>
+      </w:pPr>
+      <w:r>
+        <w:t xml:space="preserve">     Negative x with positive y places the point in Quadrant II.</w:t>
       </w:r>
     </w:p>
     <w:p>
@@ -2057,27 +1899,27 @@
           <w:i/>
           <w:iCs/>
         </w:rPr>
-        <w:t xml:space="preserve">     Watch for: A common mistake in Ordered Pairs in All Four Quadrants is skipping the key idea: "The signs of (x, y) tell you the quadrant: (+,+) is I, (-,+) is II, (-,-) is III, (+,-) is IV." — always check your work against this rule before you submit.</w:t>
-      </w:r>
-    </w:p>
-    <w:p>
-      <w:pPr>
-        <w:spacing w:after="40" w:before="0"/>
-      </w:pPr>
-      <w:r>
-        <w:rPr>
-          <w:b/>
-          <w:bCs/>
-        </w:rPr>
-        <w:t xml:space="preserve">9. B. (-, +)</w:t>
-      </w:r>
-    </w:p>
-    <w:p>
-      <w:pPr>
-        <w:spacing w:after="20" w:before="0"/>
-      </w:pPr>
-      <w:r>
-        <w:t xml:space="preserve">     Quadrant II is up and to the left of the origin, so x is negative and y is positive: (-, +).</w:t>
+        <w:t xml:space="preserve">     Watch for: A common mistake in Ordered Pairs in All Four Quadrants is matching each sign to the wrong axis — for example, seeing (-2, 5) and thinking "the x is negative so I move DOWN, and the y is positive so I move RIGHT," which lands the point in Quadrant IV. But the x-coordinate always controls left/right, never up/down: negative x means LEFT (not down), and positive y means UP (not right). So (-2, 5) is actually left 2, up 5 — Quadrant II. Before you submit, check that you used the x-coordinate for left/right and the y-coordinate for up/down, and never swapped them.</w:t>
+      </w:r>
+    </w:p>
+    <w:p>
+      <w:pPr>
+        <w:spacing w:after="40" w:before="0"/>
+      </w:pPr>
+      <w:r>
+        <w:rPr>
+          <w:b/>
+          <w:bCs/>
+        </w:rPr>
+        <w:t xml:space="preserve">8. C. (4, -2)</w:t>
+      </w:r>
+    </w:p>
+    <w:p>
+      <w:pPr>
+        <w:spacing w:after="20" w:before="0"/>
+      </w:pPr>
+      <w:r>
+        <w:t xml:space="preserve">     Right is +x and down is -y, so the point is (4, -2).</w:t>
       </w:r>
     </w:p>
     <w:p>
@@ -2089,51 +1931,51 @@
           <w:i/>
           <w:iCs/>
         </w:rPr>
-        <w:t xml:space="preserve">     Watch for: A common mistake in Ordered Pairs in All Four Quadrants is skipping the key idea: "The signs of (x, y) tell you the quadrant: (+,+) is I, (-,+) is II, (-,-) is III, (+,-) is IV." — always check your work against this rule before you submit.</w:t>
-      </w:r>
-    </w:p>
-    <w:p>
-      <w:pPr>
-        <w:spacing w:after="40" w:before="0"/>
-      </w:pPr>
-      <w:r>
-        <w:rPr>
-          <w:b/>
-          <w:bCs/>
-        </w:rPr>
-        <w:t xml:space="preserve">10. Matches:</w:t>
-      </w:r>
-    </w:p>
-    <w:p>
-      <w:pPr>
-        <w:spacing w:after="20" w:before="0"/>
-      </w:pPr>
-      <w:r>
-        <w:t xml:space="preserve">     (7, 5) → Quadrant I</w:t>
-      </w:r>
-    </w:p>
-    <w:p>
-      <w:pPr>
-        <w:spacing w:after="20" w:before="0"/>
-      </w:pPr>
-      <w:r>
-        <w:t xml:space="preserve">     (-6, 2) → Quadrant II</w:t>
-      </w:r>
-    </w:p>
-    <w:p>
-      <w:pPr>
-        <w:spacing w:after="20" w:before="0"/>
-      </w:pPr>
-      <w:r>
-        <w:t xml:space="preserve">     (-1, -8) → Quadrant III</w:t>
-      </w:r>
-    </w:p>
-    <w:p>
-      <w:pPr>
-        <w:spacing w:after="20" w:before="0"/>
-      </w:pPr>
-      <w:r>
-        <w:t xml:space="preserve">     (4, -7) → Quadrant IV</w:t>
+        <w:t xml:space="preserve">     Watch for: A common mistake in Ordered Pairs in All Four Quadrants is matching each sign to the wrong axis — for example, seeing (-2, 5) and thinking "the x is negative so I move DOWN, and the y is positive so I move RIGHT," which lands the point in Quadrant IV. But the x-coordinate always controls left/right, never up/down: negative x means LEFT (not down), and positive y means UP (not right). So (-2, 5) is actually left 2, up 5 — Quadrant II. Before you submit, check that you used the x-coordinate for left/right and the y-coordinate for up/down, and never swapped them.</w:t>
+      </w:r>
+    </w:p>
+    <w:p>
+      <w:pPr>
+        <w:spacing w:after="40" w:before="0"/>
+      </w:pPr>
+      <w:r>
+        <w:rPr>
+          <w:b/>
+          <w:bCs/>
+        </w:rPr>
+        <w:t xml:space="preserve">9. Correct groups:</w:t>
+      </w:r>
+    </w:p>
+    <w:p>
+      <w:pPr>
+        <w:spacing w:after="20" w:before="0"/>
+      </w:pPr>
+      <w:r>
+        <w:t xml:space="preserve">     (3, 2) → Quadrant I</w:t>
+      </w:r>
+    </w:p>
+    <w:p>
+      <w:pPr>
+        <w:spacing w:after="20" w:before="0"/>
+      </w:pPr>
+      <w:r>
+        <w:t xml:space="preserve">     (-4, 1) → Quadrant II</w:t>
+      </w:r>
+    </w:p>
+    <w:p>
+      <w:pPr>
+        <w:spacing w:after="20" w:before="0"/>
+      </w:pPr>
+      <w:r>
+        <w:t xml:space="preserve">     (-2, -5) → Quadrant III</w:t>
+      </w:r>
+    </w:p>
+    <w:p>
+      <w:pPr>
+        <w:spacing w:after="20" w:before="0"/>
+      </w:pPr>
+      <w:r>
+        <w:t xml:space="preserve">     (6, -3) → Quadrant IV</w:t>
       </w:r>
     </w:p>
     <w:p>
@@ -2142,6 +1984,38 @@
       </w:pPr>
       <w:r>
         <w:t xml:space="preserve"/>
+      </w:r>
+    </w:p>
+    <w:p>
+      <w:pPr>
+        <w:spacing w:after="40" w:before="0"/>
+      </w:pPr>
+      <w:r>
+        <w:rPr>
+          <w:b/>
+          <w:bCs/>
+        </w:rPr>
+        <w:t xml:space="preserve">10. C. Quadrant III</w:t>
+      </w:r>
+    </w:p>
+    <w:p>
+      <w:pPr>
+        <w:spacing w:after="20" w:before="0"/>
+      </w:pPr>
+      <w:r>
+        <w:t xml:space="preserve">     A negative x means left and a negative y means down, so (-5, -2) is in Quadrant III, where both coordinates are negative.</w:t>
+      </w:r>
+    </w:p>
+    <w:p>
+      <w:pPr>
+        <w:spacing w:after="80" w:before="0"/>
+      </w:pPr>
+      <w:r>
+        <w:rPr>
+          <w:i/>
+          <w:iCs/>
+        </w:rPr>
+        <w:t xml:space="preserve">     Watch for: A common mistake in Ordered Pairs in All Four Quadrants is matching each sign to the wrong axis — for example, seeing (-2, 5) and thinking "the x is negative so I move DOWN, and the y is positive so I move RIGHT," which lands the point in Quadrant IV. But the x-coordinate always controls left/right, never up/down: negative x means LEFT (not down), and positive y means UP (not right). So (-2, 5) is actually left 2, up 5 — Quadrant II. Before you submit, check that you used the x-coordinate for left/right and the y-coordinate for up/down, and never swapped them.</w:t>
       </w:r>
     </w:p>
     <w:sectPr>
